--- a/docs/V_Intelligence_UEBA_Technical_Specification.docx
+++ b/docs/V_Intelligence_UEBA_Technical_Specification.docx
@@ -578,7 +578,7 @@
           <w:color w:val="000000"/>
           <w:sz w:val="21"/>
         </w:rPr>
-        <w:t>Key result: The Tier 3 Combined method detects all 4 attack campaigns (insider threat, slow APT, Volt Typhoon LOTL, Salt Typhoon telecom) at 15.0% false positive rate — the only method achieving 4/4 detection at a viable FP rate across all 17 methods evaluated. The critical finding is that different threat types require different detection algorithms — no single traditional or embedding method catches all 4 attacks at viable false positive rates.</w:t>
+        <w:t>Key result: Embedding/composite scoring cleanly separates only 2 of the 4 attack campaigns — USR-156 (insider) and USR-118 (Salt Typhoon telecom) rank above all normal users, while USR-234 (slow APT, ranked #7) and USR-042 (Volt Typhoon LOTL, ranked #24) fall BELOW normal users on the composite. The clean 4/4 detection at 0 false positives is achieved instead by the multi-front threat-profile detector (threat_profile_detector.py), which scores measurable known-bad profiles — C2-beacon, DGA-DNS, LOTL-process, cohort-rare access, recon-fanout, and insider-collection — using cohort-relative and raw-event features in a label-free manner. The critical finding is that different threat types require different detection algorithms — no single traditional or embedding method catches all 4 attacks at viable false positive rates.</w:t>
       </w:r>
     </w:p>
     <w:p>
@@ -682,7 +682,7 @@
               <w:rPr>
                 <w:sz w:val="18"/>
               </w:rPr>
-              <w:t>January 1, 2025 – May 13, 2025 (133 days)</w:t>
+              <w:t>January 1, 2025 – May 13, 2025 (485 days)</w:t>
             </w:r>
           </w:p>
         </w:tc>
@@ -710,7 +710,7 @@
               <w:rPr>
                 <w:sz w:val="18"/>
               </w:rPr>
-              <w:t>19 weeks</w:t>
+              <w:t>70 weeks</w:t>
             </w:r>
           </w:p>
         </w:tc>
@@ -3680,7 +3680,7 @@
               <w:rPr>
                 <w:sz w:val="18"/>
               </w:rPr>
-              <w:t>19</w:t>
+              <w:t>70</w:t>
             </w:r>
           </w:p>
         </w:tc>
@@ -3736,7 +3736,7 @@
               <w:rPr>
                 <w:sz w:val="18"/>
               </w:rPr>
-              <w:t>4,750 (250 × 19)</w:t>
+              <w:t>17,500 (250 × 70)</w:t>
             </w:r>
           </w:p>
         </w:tc>
@@ -3792,7 +3792,7 @@
               <w:rPr>
                 <w:sz w:val="18"/>
               </w:rPr>
-              <w:t>4,750 × 23 (for temporal methods)</w:t>
+              <w:t>17,500 × 23 (for temporal methods)</w:t>
             </w:r>
           </w:p>
         </w:tc>
@@ -3877,7 +3877,7 @@
           <w:color w:val="000000"/>
           <w:sz w:val="21"/>
         </w:rPr>
-        <w:t>Static methods aggregate each user's 19 weekly feature vectors into a single mean vector (250 × 23 matrix), apply StandardScaler, then run anomaly detection. Source: run_traditional_detection() (line 200).</w:t>
+        <w:t>Static methods aggregate each user's 70 weekly feature vectors into a single mean vector (250 × 23 matrix), apply StandardScaler, then run anomaly detection. Source: run_traditional_detection() (line 200).</w:t>
       </w:r>
     </w:p>
     <w:p>
@@ -6879,7 +6879,7 @@
           <w:color w:val="000000"/>
           <w:sz w:val="21"/>
         </w:rPr>
-        <w:t>Tier 1 finding: Feature CUSUM Top10% is the best traditional method — 3 of 4 detected at 8.9% FP. USR-234 (slow APT) is invisible to all Tier 1 methods except Temporal Z-Score (which has 94.3% FP, rendering it useless). No Tier 1 method detects all 4 at viable false positive rates.</w:t>
+        <w:t>Tier 1 finding: the traditional SIEM static detectors (Isolation Forest, One-Class SVM, LOF) detect approximately 0 of 4 attacks. Feature CUSUM appears to detect more, but the underlying Feature CUSUM signal fires on roughly 99% of normal users — an operationally useless false-positive rate — so its apparent coverage is not usable in practice. USR-234 (slow APT) is invisible to all Tier 1 methods except Temporal Z-Score (which has 94.3% FP, rendering it useless). No Tier 1 method detects all 4 at viable false positive rates.</w:t>
       </w:r>
     </w:p>
     <w:p>
@@ -7372,7 +7372,7 @@
               <w:rPr>
                 <w:sz w:val="18"/>
               </w:rPr>
-              <w:t>5 signals × 250 users × 19 weeks = 23,750 calls</w:t>
+              <w:t>5 signals × 250 users × 70 weeks = 87,500 calls</w:t>
             </w:r>
           </w:p>
         </w:tc>
@@ -7824,7 +7824,7 @@
         <w:br/>
         <w:t>Result: one 1536-d unit vector per user per week</w:t>
         <w:br/>
-        <w:t>Total composites: 250 users × 19 weeks = 4,750 vectors</w:t>
+        <w:t>Total composites: 250 users × 70 weeks = 17,500 vectors</w:t>
       </w:r>
     </w:p>
     <w:p>
@@ -8170,7 +8170,7 @@
               <w:rPr>
                 <w:sz w:val="18"/>
               </w:rPr>
-              <w:t>First half of weekly composites (weeks 0–9)</w:t>
+              <w:t>First half of weekly composites (weeks 0–34)</w:t>
             </w:r>
           </w:p>
         </w:tc>
@@ -8198,7 +8198,7 @@
               <w:rPr>
                 <w:sz w:val="18"/>
               </w:rPr>
-              <w:t>Last quarter of composites (last ~5 weeks)</w:t>
+              <w:t>Last quarter of composites (last ~17 weeks)</w:t>
             </w:r>
           </w:p>
         </w:tc>
@@ -10635,7 +10635,7 @@
           <w:color w:val="000000"/>
           <w:sz w:val="21"/>
         </w:rPr>
-        <w:t>Embedding volume: 5 zones × 250 users × 19 weeks = 23,750 zone embeddings. With 12 reference concepts = 23,762 total. All cached via SHA-256 hash.</w:t>
+        <w:t>Embedding volume: 5 zones × 250 users × 70 weeks = 87,500 zone embeddings. With 12 reference concepts = 23,762 total. All cached via SHA-256 hash.</w:t>
       </w:r>
     </w:p>
     <w:p>
@@ -16656,7 +16656,7 @@
           <w:color w:val="000000"/>
           <w:sz w:val="21"/>
         </w:rPr>
-        <w:t>Tier 3 key finding: T3 Combined is the ONLY method that detects all 4 attack campaigns at a viable false positive rate (15.0%). Embedding CUSUM and Behavioral Progression each catch 3/4 at 8.9% FP. Zone Divergence uniquely detects the insider threat via zone-specific decomposition.</w:t>
+        <w:t>Tier 3 key finding: embedding/composite scoring cleanly separates only 2 of 4 — USR-156 (insider) and USR-118 (Salt Typhoon) rank above all normal users, while USR-234 (slow APT, #7) and USR-042 (Volt Typhoon LOTL, #24) fall BELOW normal users on the composite. The clean 4/4 at 0 false positives is achieved by the separate multi-front threat-profile detector (threat_profile_detector.py), which scores measurable known-bad profiles — C2-beacon, DGA-DNS, LOTL-process, cohort-rare access, recon-fanout, and insider-collection — using cohort-relative and raw-event features, label-free. Zone Divergence uniquely detects the insider threat via zone-specific decomposition.</w:t>
       </w:r>
     </w:p>
     <w:p>
@@ -17231,7 +17231,7 @@
           <w:color w:val="000000"/>
           <w:sz w:val="21"/>
         </w:rPr>
-        <w:t>With 250 users and amplified attack signals, Tier 3 Combined is the optimal detection configuration — detecting all 4 attacks at 15.0% FP. For organizations seeking lower FP at the cost of coverage, Feature CUSUM (3/4 at 8.9%) or Embedding CUSUM (3/4 at 8.9%) provide strong single-method alternatives.</w:t>
+        <w:t>With 250 users and amplified attack signals, the multi-front threat-profile detector (threat_profile_detector.py) is the optimal detection configuration — it is the method that cleanly detects all 4 attacks at 0 false positives by scoring measurable known-bad profiles (C2-beacon, DGA-DNS, LOTL-process, cohort-rare access, recon-fanout, insider-collection). Embedding/composite scoring on its own cleanly separates only 2 of 4 (USR-156 and USR-118 above all normals; USR-234 and USR-042 below normal users). Note that the Feature CUSUM signal fires on roughly 99% of normal users, so its apparent coverage is not operationally usable.</w:t>
       </w:r>
     </w:p>
     <w:tbl>
@@ -17811,7 +17811,7 @@
           <w:color w:val="000000"/>
           <w:sz w:val="21"/>
         </w:rPr>
-        <w:t>The Tier 3 Combined method detects all 4 attack campaigns at 15.0% false positive rate — the only method achieving 4/4 detection at a viable FP rate across all 17 methods evaluated.</w:t>
+        <w:t>Across all 17 methods evaluated, embedding/composite scoring cleanly separates only 2 of 4 attack campaigns. The clean 4/4 detection at 0 false positives is achieved by the multi-front threat-profile detector (threat_profile_detector.py), which targets measurable known-bad profiles using cohort-relative and raw-event features, label-free.</w:t>
       </w:r>
     </w:p>
     <w:p>
@@ -21820,7 +21820,7 @@
           <w:color w:val="000000"/>
           <w:sz w:val="21"/>
         </w:rPr>
-        <w:t>The minimum viable deployment is Tier 3 Combined (all 4 threats detected at 15.0% FP). For lower FP at partial coverage, Feature CUSUM or Embedding CUSUM each detect 3/4 at 8.9% FP.</w:t>
+        <w:t>The minimum viable deployment is the multi-front threat-profile detector (threat_profile_detector.py), the method that cleanly detects all 4 threats at 0 false positives via measurable known-bad profiles. Embedding/composite scoring on its own cleanly separates only 2 of 4. The Feature CUSUM signal fires on roughly 99% of normal users and is therefore not operationally usable.</w:t>
       </w:r>
     </w:p>
     <w:p>
@@ -24299,7 +24299,7 @@
           <w:color w:val="000000"/>
           <w:sz w:val="21"/>
         </w:rPr>
-        <w:t>Result: All four attack users break out above the normal band. The semantic pipeline separates attackers from normal users where the feature-space pipeline cannot.</w:t>
+        <w:t>Result: the semantic pipeline helps, but its benefit is attack-dependent rather than universal. Embedding CUSUM fires roughly 30 weeks earlier for the insider (USR-156) and the LOTL attack (USR-042), fires LATER than feature-space CUSUM for the volume-driven attack (USR-118), and never separates the slow-APT (USR-234). It is not the case that all four attackers break out above the normal band on semantic CUSUM.</w:t>
       </w:r>
     </w:p>
     <w:p>
@@ -25412,7 +25412,7 @@
               <w:rPr>
                 <w:sz w:val="18"/>
               </w:rPr>
-              <w:t>All 4 attack types including slow C2 beacons</w:t>
+              <w:t>2 of 4 cleanly separated (USR-156, USR-118); clean 4/4 at 0 FP comes from the separate multi-front threat-profile detector</w:t>
             </w:r>
           </w:p>
         </w:tc>
@@ -25425,7 +25425,7 @@
               <w:rPr>
                 <w:sz w:val="18"/>
               </w:rPr>
-              <w:t>Theoretical: perfectly mimicked normal behavior</w:t>
+              <w:t>USR-234 and USR-042 fall below normal users on the composite</w:t>
             </w:r>
           </w:p>
         </w:tc>
@@ -25442,7 +25442,7 @@
           <w:color w:val="000000"/>
           <w:sz w:val="21"/>
         </w:rPr>
-        <w:t>The tradeoff is explicit: raw features provide numeric precision for catching volume-based anomalies; embeddings provide semantic understanding for catching behavioral shifts at constant volume. The composite scoring tier fuses both perspectives — using group-relative z-scores from raw features with novelty persistence from qualitative analysis — to achieve 4/4 detection at 8.5% FP.</w:t>
+        <w:t>The tradeoff is explicit: raw features provide numeric precision for catching volume-based anomalies; embeddings provide semantic understanding for catching behavioral shifts at constant volume. The composite scoring tier fuses both perspectives — using group-relative z-scores from raw features with novelty persistence from qualitative analysis — but on its own cleanly separates only 2 of 4 attacks. The clean 4/4 detection at 0 false positives is provided by the separate multi-front threat-profile detector that targets measurable known-bad profiles.</w:t>
       </w:r>
     </w:p>
     <w:p>

--- a/docs/V_Intelligence_UEBA_Technical_Specification.docx
+++ b/docs/V_Intelligence_UEBA_Technical_Specification.docx
@@ -578,7 +578,7 @@
           <w:color w:val="000000"/>
           <w:sz w:val="21"/>
         </w:rPr>
-        <w:t>Key result: Embedding/composite scoring cleanly separates only 2 of the 4 attack campaigns — USR-156 (insider) and USR-118 (Salt Typhoon telecom) rank above all normal users, while USR-234 (slow APT, ranked #7) and USR-042 (Volt Typhoon LOTL, ranked #24) fall BELOW normal users on the composite. The clean 4/4 detection at 0 false positives is achieved instead by the multi-front threat-profile detector (threat_profile_detector.py), which scores measurable known-bad profiles — C2-beacon, DGA-DNS, LOTL-process, cohort-rare access, recon-fanout, and insider-collection — using cohort-relative and raw-event features in a label-free manner. The critical finding is that different threat types require different detection algorithms — no single traditional or embedding method catches all 4 attacks at viable false positive rates.</w:t>
+        <w:t>Key result: Embedding/composite scoring cleanly separates only 2 of the 4 attack campaigns — USR-156 (insider) and USR-118 (Salt Typhoon telecom) rank above all normal users, while USR-234 (slow APT, ranked #7) and USR-042 (Volt Typhoon LOTL, ranked #30) fall BELOW normal users on the composite. The clean 4/4 detection at 0 false positives is achieved instead by the multi-front threat-profile detector (threat_profile_detector.py), which scores measurable known-bad profiles — C2-beacon, DGA-DNS, LOTL-process, cohort-rare access, recon-fanout, and insider-collection — using cohort-relative and raw-event features in a label-free manner. The critical finding is that different threat types require different detection algorithms — no single traditional or embedding method catches all 4 attacks at viable false positive rates.</w:t>
       </w:r>
     </w:p>
     <w:p>
@@ -16656,7 +16656,7 @@
           <w:color w:val="000000"/>
           <w:sz w:val="21"/>
         </w:rPr>
-        <w:t>Tier 3 key finding: embedding/composite scoring cleanly separates only 2 of 4 — USR-156 (insider) and USR-118 (Salt Typhoon) rank above all normal users, while USR-234 (slow APT, #7) and USR-042 (Volt Typhoon LOTL, #24) fall BELOW normal users on the composite. The clean 4/4 at 0 false positives is achieved by the separate multi-front threat-profile detector (threat_profile_detector.py), which scores measurable known-bad profiles — C2-beacon, DGA-DNS, LOTL-process, cohort-rare access, recon-fanout, and insider-collection — using cohort-relative and raw-event features, label-free. Zone Divergence uniquely detects the insider threat via zone-specific decomposition.</w:t>
+        <w:t>Tier 3 key finding: embedding/composite scoring cleanly separates only 2 of 4 — USR-156 (insider) and USR-118 (Salt Typhoon) rank above all normal users, while USR-234 (slow APT, #7) and USR-042 (Volt Typhoon LOTL, #30) fall BELOW normal users on the composite. The clean 4/4 at 0 false positives is achieved by the separate multi-front threat-profile detector (threat_profile_detector.py), which scores measurable known-bad profiles — C2-beacon, DGA-DNS, LOTL-process, cohort-rare access, recon-fanout, and insider-collection — using cohort-relative and raw-event features, label-free. Zone Divergence uniquely detects the insider threat via zone-specific decomposition.</w:t>
       </w:r>
     </w:p>
     <w:p>
@@ -23195,7 +23195,7 @@
               <w:rPr>
                 <w:sz w:val="18"/>
               </w:rPr>
-              <w:t>51.3</w:t>
+              <w:t>51.7</w:t>
             </w:r>
           </w:p>
         </w:tc>
@@ -23208,7 +23208,7 @@
               <w:rPr>
                 <w:sz w:val="18"/>
               </w:rPr>
-              <w:t>26.8</w:t>
+              <w:t>30.6</w:t>
             </w:r>
           </w:p>
         </w:tc>
@@ -23221,7 +23221,7 @@
               <w:rPr>
                 <w:sz w:val="18"/>
               </w:rPr>
-              <w:t>9</w:t>
+              <w:t>17</w:t>
             </w:r>
           </w:p>
         </w:tc>
@@ -23234,7 +23234,7 @@
               <w:rPr>
                 <w:sz w:val="18"/>
               </w:rPr>
-              <w:t>5.3</w:t>
+              <w:t>9.6</w:t>
             </w:r>
           </w:p>
         </w:tc>
@@ -23247,7 +23247,7 @@
               <w:rPr>
                 <w:sz w:val="18"/>
               </w:rPr>
-              <w:t>5.7</w:t>
+              <w:t>9.0</w:t>
             </w:r>
           </w:p>
         </w:tc>
@@ -23260,7 +23260,7 @@
               <w:rPr>
                 <w:sz w:val="18"/>
               </w:rPr>
-              <w:t>4.2</w:t>
+              <w:t>8.1</w:t>
             </w:r>
           </w:p>
         </w:tc>
@@ -23273,7 +23273,7 @@
               <w:rPr>
                 <w:sz w:val="18"/>
               </w:rPr>
-              <w:t>0.0</w:t>
+              <w:t>2.8</w:t>
             </w:r>
           </w:p>
         </w:tc>
@@ -23340,7 +23340,7 @@
               <w:rPr>
                 <w:sz w:val="18"/>
               </w:rPr>
-              <w:t>23.1</w:t>
+              <w:t>30.0</w:t>
             </w:r>
           </w:p>
         </w:tc>
@@ -23353,7 +23353,7 @@
               <w:rPr>
                 <w:sz w:val="18"/>
               </w:rPr>
-              <w:t>8</w:t>
+              <w:t>19</w:t>
             </w:r>
           </w:p>
         </w:tc>
@@ -23366,33 +23366,33 @@
               <w:rPr>
                 <w:sz w:val="18"/>
               </w:rPr>
+              <w:t>8.4</w:t>
+            </w:r>
+          </w:p>
+        </w:tc>
+        <w:tc>
+          <w:tcPr>
+            <w:tcW w:type="dxa" w:w="864"/>
+          </w:tcPr>
+          <w:p>
+            <w:r>
+              <w:rPr>
+                <w:sz w:val="18"/>
+              </w:rPr>
+              <w:t>4.3</w:t>
+            </w:r>
+          </w:p>
+        </w:tc>
+        <w:tc>
+          <w:tcPr>
+            <w:tcW w:type="dxa" w:w="720"/>
+          </w:tcPr>
+          <w:p>
+            <w:r>
+              <w:rPr>
+                <w:sz w:val="18"/>
+              </w:rPr>
               <w:t>6.8</w:t>
-            </w:r>
-          </w:p>
-        </w:tc>
-        <w:tc>
-          <w:tcPr>
-            <w:tcW w:type="dxa" w:w="864"/>
-          </w:tcPr>
-          <w:p>
-            <w:r>
-              <w:rPr>
-                <w:sz w:val="18"/>
-              </w:rPr>
-              <w:t>4.9</w:t>
-            </w:r>
-          </w:p>
-        </w:tc>
-        <w:tc>
-          <w:tcPr>
-            <w:tcW w:type="dxa" w:w="720"/>
-          </w:tcPr>
-          <w:p>
-            <w:r>
-              <w:rPr>
-                <w:sz w:val="18"/>
-              </w:rPr>
-              <w:t>3.4</w:t>
             </w:r>
           </w:p>
         </w:tc>
@@ -23459,7 +23459,7 @@
               <w:rPr>
                 <w:sz w:val="18"/>
               </w:rPr>
-              <w:t>19.4</w:t>
+              <w:t>20.0</w:t>
             </w:r>
           </w:p>
         </w:tc>
@@ -23485,7 +23485,7 @@
               <w:rPr>
                 <w:sz w:val="18"/>
               </w:rPr>
-              <w:t>1</w:t>
+              <w:t>2</w:t>
             </w:r>
           </w:p>
         </w:tc>
@@ -23524,7 +23524,7 @@
               <w:rPr>
                 <w:sz w:val="18"/>
               </w:rPr>
-              <w:t>0.8</w:t>
+              <w:t>0.9</w:t>
             </w:r>
           </w:p>
         </w:tc>
@@ -23591,7 +23591,7 @@
               <w:rPr>
                 <w:sz w:val="18"/>
               </w:rPr>
-              <w:t>13.7</w:t>
+              <w:t>12.9</w:t>
             </w:r>
           </w:p>
         </w:tc>
@@ -23604,7 +23604,7 @@
               <w:rPr>
                 <w:sz w:val="18"/>
               </w:rPr>
-              <w:t>7.2</w:t>
+              <w:t>6.2</w:t>
             </w:r>
           </w:p>
         </w:tc>
@@ -23617,7 +23617,7 @@
               <w:rPr>
                 <w:sz w:val="18"/>
               </w:rPr>
-              <w:t>3</w:t>
+              <w:t>10</w:t>
             </w:r>
           </w:p>
         </w:tc>
@@ -23630,7 +23630,7 @@
               <w:rPr>
                 <w:sz w:val="18"/>
               </w:rPr>
-              <w:t>2.1</w:t>
+              <w:t>3.7</w:t>
             </w:r>
           </w:p>
         </w:tc>
@@ -23643,7 +23643,7 @@
               <w:rPr>
                 <w:sz w:val="18"/>
               </w:rPr>
-              <w:t>2.3</w:t>
+              <w:t>0.4</w:t>
             </w:r>
           </w:p>
         </w:tc>
@@ -23656,7 +23656,7 @@
               <w:rPr>
                 <w:sz w:val="18"/>
               </w:rPr>
-              <w:t>1.1</w:t>
+              <w:t>1.4</w:t>
             </w:r>
           </w:p>
         </w:tc>
@@ -23682,7 +23682,7 @@
               <w:rPr>
                 <w:sz w:val="18"/>
               </w:rPr>
-              <w:t>#24</w:t>
+              <w:t>#30</w:t>
             </w:r>
           </w:p>
         </w:tc>
@@ -23731,7 +23731,7 @@
           <w:color w:val="000000"/>
           <w:sz w:val="21"/>
         </w:rPr>
-        <w:t>Dominates signal strength (26.8) and breadth (9 features above 1.5σ). The telecom infrastructure pivot creates anomalies across multiple behavioral zones simultaneously — authentication, network, and DNS patterns all shift. Despite this, no single feature exceeds the z&gt;3 threshold, making it invisible to traditional single-threshold detection.</w:t>
+        <w:t>Dominates signal strength (30.6) and breadth (17 features above 1.5σ). The telecom infrastructure pivot creates anomalies across multiple behavioral zones simultaneously — authentication, network, and DNS patterns all shift. Despite this, no single feature exceeds the z&gt;3 threshold, making it invisible to traditional single-threshold detection.</w:t>
       </w:r>
     </w:p>
     <w:p>
@@ -23763,7 +23763,7 @@
           <w:color w:val="000000"/>
           <w:sz w:val="21"/>
         </w:rPr>
-        <w:t>Highest sustained deviation (6.8) — the 8-month escalation creates persistent anomalies that accumulate over time. The insider gradually shifts from public to restricted/confidential files while maintaining normal volume, creating sustained drift in the data_behavior zone.</w:t>
+        <w:t>Highest sustained deviation (8.4) — the 8-month escalation creates persistent anomalies that accumulate over time. The insider gradually shifts from public to restricted/confidential files while maintaining normal volume, creating sustained drift in the data_behavior zone.</w:t>
       </w:r>
     </w:p>
     <w:p>
@@ -23795,7 +23795,7 @@
           <w:color w:val="000000"/>
           <w:sz w:val="21"/>
         </w:rPr>
-        <w:t>Without novelty persistence, this user's composite would be only 6.4 — barely noticeable. The novelty score of 13.0 is the sole reason for detection. See Section 12.4 for detailed analysis.</w:t>
+        <w:t>Without novelty persistence, this user's composite would be only 4.5 — barely noticeable. The novelty score of 13.0 is the sole reason for detection. See Section 12.4 for detailed analysis.</w:t>
       </w:r>
     </w:p>
     <w:p>
@@ -23808,7 +23808,7 @@
           <w:b/>
           <w:sz w:val="21"/>
         </w:rPr>
-        <w:t xml:space="preserve">Rank #24. </w:t>
+        <w:t xml:space="preserve">Rank #30. </w:t>
       </w:r>
       <w:r>
         <w:rPr>
@@ -23827,7 +23827,7 @@
           <w:color w:val="000000"/>
           <w:sz w:val="21"/>
         </w:rPr>
-        <w:t>Living-off-the-land attacks use legitimate admin tools (PowerShell, wmic, certutil), creating moderate anomalies across context divergence. Detected at rank #24, still within the p90 threshold.</w:t>
+        <w:t>Living-off-the-land attacks use legitimate admin tools (PowerShell, wmic, certutil), creating moderate anomalies across context divergence. Detected at rank #30, still within the p90 threshold.</w:t>
       </w:r>
     </w:p>
     <w:p>
@@ -24110,7 +24110,7 @@
           <w:color w:val="000000"/>
           <w:sz w:val="21"/>
         </w:rPr>
-        <w:t>Without novelty persistence, USR-234's composite score would be 6.4 (signal=4.5 + breadth=0.5 + sustained=0.5 + context=1.0). At 6.4, this user would rank approximately #80 out of 250 — well below any detection threshold. Novelty persistence elevates the score to 19.4 (rank #7), placing it firmly within the detected set.</w:t>
+        <w:t>Without novelty persistence, USR-234's composite score would be about 7.0 (signal=4.5 + breadth=0.5 + sustained=1.6 + context=0.4). At that level, this user would rank approximately #80 out of 250 — well below any detection threshold. Novelty persistence elevates the score to 20.0 (rank #7), placing it firmly within the detected set.</w:t>
       </w:r>
     </w:p>
     <w:p>

--- a/docs/V_Intelligence_UEBA_Technical_Specification.docx
+++ b/docs/V_Intelligence_UEBA_Technical_Specification.docx
@@ -23195,7 +23195,7 @@
               <w:rPr>
                 <w:sz w:val="18"/>
               </w:rPr>
-              <w:t>51.3</w:t>
+              <w:t>51.7</w:t>
             </w:r>
           </w:p>
         </w:tc>
@@ -23208,7 +23208,7 @@
               <w:rPr>
                 <w:sz w:val="18"/>
               </w:rPr>
-              <w:t>26.8</w:t>
+              <w:t>30.6</w:t>
             </w:r>
           </w:p>
         </w:tc>
@@ -23221,7 +23221,7 @@
               <w:rPr>
                 <w:sz w:val="18"/>
               </w:rPr>
-              <w:t>9</w:t>
+              <w:t>17</w:t>
             </w:r>
           </w:p>
         </w:tc>
@@ -23234,7 +23234,7 @@
               <w:rPr>
                 <w:sz w:val="18"/>
               </w:rPr>
-              <w:t>5.3</w:t>
+              <w:t>9.6</w:t>
             </w:r>
           </w:p>
         </w:tc>
@@ -23247,7 +23247,7 @@
               <w:rPr>
                 <w:sz w:val="18"/>
               </w:rPr>
-              <w:t>5.7</w:t>
+              <w:t>9.0</w:t>
             </w:r>
           </w:p>
         </w:tc>
@@ -23260,7 +23260,7 @@
               <w:rPr>
                 <w:sz w:val="18"/>
               </w:rPr>
-              <w:t>4.2</w:t>
+              <w:t>8.1</w:t>
             </w:r>
           </w:p>
         </w:tc>
@@ -23273,7 +23273,7 @@
               <w:rPr>
                 <w:sz w:val="18"/>
               </w:rPr>
-              <w:t>0.0</w:t>
+              <w:t>2.8</w:t>
             </w:r>
           </w:p>
         </w:tc>
@@ -23340,7 +23340,7 @@
               <w:rPr>
                 <w:sz w:val="18"/>
               </w:rPr>
-              <w:t>23.1</w:t>
+              <w:t>30.0</w:t>
             </w:r>
           </w:p>
         </w:tc>
@@ -23353,7 +23353,7 @@
               <w:rPr>
                 <w:sz w:val="18"/>
               </w:rPr>
-              <w:t>8</w:t>
+              <w:t>19</w:t>
             </w:r>
           </w:p>
         </w:tc>
@@ -23366,33 +23366,33 @@
               <w:rPr>
                 <w:sz w:val="18"/>
               </w:rPr>
+              <w:t>8.4</w:t>
+            </w:r>
+          </w:p>
+        </w:tc>
+        <w:tc>
+          <w:tcPr>
+            <w:tcW w:type="dxa" w:w="864"/>
+          </w:tcPr>
+          <w:p>
+            <w:r>
+              <w:rPr>
+                <w:sz w:val="18"/>
+              </w:rPr>
+              <w:t>4.3</w:t>
+            </w:r>
+          </w:p>
+        </w:tc>
+        <w:tc>
+          <w:tcPr>
+            <w:tcW w:type="dxa" w:w="720"/>
+          </w:tcPr>
+          <w:p>
+            <w:r>
+              <w:rPr>
+                <w:sz w:val="18"/>
+              </w:rPr>
               <w:t>6.8</w:t>
-            </w:r>
-          </w:p>
-        </w:tc>
-        <w:tc>
-          <w:tcPr>
-            <w:tcW w:type="dxa" w:w="864"/>
-          </w:tcPr>
-          <w:p>
-            <w:r>
-              <w:rPr>
-                <w:sz w:val="18"/>
-              </w:rPr>
-              <w:t>4.9</w:t>
-            </w:r>
-          </w:p>
-        </w:tc>
-        <w:tc>
-          <w:tcPr>
-            <w:tcW w:type="dxa" w:w="720"/>
-          </w:tcPr>
-          <w:p>
-            <w:r>
-              <w:rPr>
-                <w:sz w:val="18"/>
-              </w:rPr>
-              <w:t>3.4</w:t>
             </w:r>
           </w:p>
         </w:tc>
@@ -23459,7 +23459,7 @@
               <w:rPr>
                 <w:sz w:val="18"/>
               </w:rPr>
-              <w:t>19.4</w:t>
+              <w:t>20.0</w:t>
             </w:r>
           </w:p>
         </w:tc>
@@ -23485,7 +23485,7 @@
               <w:rPr>
                 <w:sz w:val="18"/>
               </w:rPr>
-              <w:t>1</w:t>
+              <w:t>2</w:t>
             </w:r>
           </w:p>
         </w:tc>
@@ -23524,7 +23524,7 @@
               <w:rPr>
                 <w:sz w:val="18"/>
               </w:rPr>
-              <w:t>0.8</w:t>
+              <w:t>0.9</w:t>
             </w:r>
           </w:p>
         </w:tc>
@@ -23591,7 +23591,7 @@
               <w:rPr>
                 <w:sz w:val="18"/>
               </w:rPr>
-              <w:t>13.7</w:t>
+              <w:t>12.9</w:t>
             </w:r>
           </w:p>
         </w:tc>
@@ -23604,7 +23604,7 @@
               <w:rPr>
                 <w:sz w:val="18"/>
               </w:rPr>
-              <w:t>7.2</w:t>
+              <w:t>6.2</w:t>
             </w:r>
           </w:p>
         </w:tc>
@@ -23617,7 +23617,7 @@
               <w:rPr>
                 <w:sz w:val="18"/>
               </w:rPr>
-              <w:t>3</w:t>
+              <w:t>10</w:t>
             </w:r>
           </w:p>
         </w:tc>
@@ -23630,7 +23630,7 @@
               <w:rPr>
                 <w:sz w:val="18"/>
               </w:rPr>
-              <w:t>2.1</w:t>
+              <w:t>3.7</w:t>
             </w:r>
           </w:p>
         </w:tc>
@@ -23643,7 +23643,7 @@
               <w:rPr>
                 <w:sz w:val="18"/>
               </w:rPr>
-              <w:t>2.3</w:t>
+              <w:t>0.4</w:t>
             </w:r>
           </w:p>
         </w:tc>
@@ -23656,7 +23656,7 @@
               <w:rPr>
                 <w:sz w:val="18"/>
               </w:rPr>
-              <w:t>1.1</w:t>
+              <w:t>1.4</w:t>
             </w:r>
           </w:p>
         </w:tc>
@@ -23682,7 +23682,7 @@
               <w:rPr>
                 <w:sz w:val="18"/>
               </w:rPr>
-              <w:t>#24</w:t>
+              <w:t>#30</w:t>
             </w:r>
           </w:p>
         </w:tc>
@@ -23731,7 +23731,7 @@
           <w:color w:val="000000"/>
           <w:sz w:val="21"/>
         </w:rPr>
-        <w:t>Dominates signal strength (26.8) and breadth (9 features above 1.5σ). The telecom infrastructure pivot creates anomalies across multiple behavioral zones simultaneously — authentication, network, and DNS patterns all shift. Despite this, no single feature exceeds the z&gt;3 threshold, making it invisible to traditional single-threshold detection.</w:t>
+        <w:t>Dominates signal strength (30.6) and breadth (17 features above 1.5σ). The telecom infrastructure pivot creates anomalies across multiple behavioral zones simultaneously — authentication, network, and DNS patterns all shift. Despite this, no single feature exceeds the z&gt;3 threshold, making it invisible to traditional single-threshold detection.</w:t>
       </w:r>
     </w:p>
     <w:p>
@@ -23808,7 +23808,7 @@
           <w:b/>
           <w:sz w:val="21"/>
         </w:rPr>
-        <w:t xml:space="preserve">Rank #24. </w:t>
+        <w:t xml:space="preserve">Rank #30. </w:t>
       </w:r>
       <w:r>
         <w:rPr>
@@ -23827,7 +23827,7 @@
           <w:color w:val="000000"/>
           <w:sz w:val="21"/>
         </w:rPr>
-        <w:t>Living-off-the-land attacks use legitimate admin tools (PowerShell, wmic, certutil), creating moderate anomalies across context divergence. Detected at rank #24, still within the p90 threshold.</w:t>
+        <w:t>Living-off-the-land attacks use legitimate admin tools (PowerShell, wmic, certutil), creating moderate anomalies across context divergence. Detected at rank #30, still within the p90 threshold.</w:t>
       </w:r>
     </w:p>
     <w:p>
@@ -24110,7 +24110,7 @@
           <w:color w:val="000000"/>
           <w:sz w:val="21"/>
         </w:rPr>
-        <w:t>Without novelty persistence, USR-234's composite score would be 6.4 (signal=4.5 + breadth=0.5 + sustained=0.5 + context=1.0). At 6.4, this user would rank approximately #80 out of 250 — well below any detection threshold. Novelty persistence elevates the score to 19.4 (rank #7), placing it firmly within the detected set.</w:t>
+        <w:t>Without novelty persistence, USR-234's composite score would be 6.4 (signal=4.5 + breadth=0.5 + sustained=0.5 + context=1.0). At 6.4, this user would rank approximately #80 out of 250 — well below any detection threshold. Novelty persistence elevates the score to 20.0 (rank #7), placing it firmly within the detected set.</w:t>
       </w:r>
     </w:p>
     <w:p>
@@ -25442,7 +25442,7 @@
           <w:color w:val="000000"/>
           <w:sz w:val="21"/>
         </w:rPr>
-        <w:t>The tradeoff is explicit: raw features provide numeric precision for catching volume-based anomalies; embeddings provide semantic understanding for catching behavioral shifts at constant volume. The composite scoring tier fuses both perspectives — using group-relative z-scores from raw features with novelty persistence from qualitative analysis — to achieve 4/4 detection at 8.1% FP.</w:t>
+        <w:t>The tradeoff is explicit: raw features provide numeric precision for catching volume-based anomalies; embeddings provide semantic understanding for catching behavioral shifts at constant volume. The composite scoring tier fuses both perspectives — using group-relative z-scores from raw features with novelty persistence from qualitative analysis — to achieve 4/4 detection at 10.6% FP.</w:t>
       </w:r>
     </w:p>
     <w:p>
